--- a/ЛР3/ПР3.docx
+++ b/ЛР3/ПР3.docx
@@ -10,7 +10,6 @@
           <w:bCs/>
           <w:sz w:val="28"/>
           <w:szCs w:val="28"/>
-          <w:lang w:val="en-US"/>
         </w:rPr>
       </w:pPr>
       <w:r>
@@ -20,24 +19,36 @@
           <w:sz w:val="28"/>
           <w:szCs w:val="28"/>
         </w:rPr>
-        <w:t>Практическая работа № 2. Разработка руководства оператора</w:t>
-      </w:r>
-    </w:p>
-    <w:p>
-      <w:pPr>
-        <w:rPr>
-          <w:lang w:val="en-US"/>
-        </w:rPr>
-      </w:pPr>
-    </w:p>
-    <w:p>
-      <w:pPr>
-        <w:ind w:firstLine="708"/>
-      </w:pPr>
+        <w:t xml:space="preserve">Практическая работа № </w:t>
+      </w:r>
       <w:r>
         <w:rPr>
           <w:b/>
           <w:bCs/>
+          <w:sz w:val="28"/>
+          <w:szCs w:val="28"/>
+        </w:rPr>
+        <w:t>3</w:t>
+      </w:r>
+      <w:r>
+        <w:rPr>
+          <w:b/>
+          <w:bCs/>
+          <w:sz w:val="28"/>
+          <w:szCs w:val="28"/>
+        </w:rPr>
+        <w:t>. Разработка руководства оператора</w:t>
+      </w:r>
+    </w:p>
+    <w:p/>
+    <w:p>
+      <w:pPr>
+        <w:ind w:firstLine="708"/>
+      </w:pPr>
+      <w:r>
+        <w:rPr>
+          <w:b/>
+          <w:bCs/>
         </w:rPr>
         <w:t>Цель работы:</w:t>
       </w:r>
@@ -54,7 +65,15 @@
         <w:t>(ПС)</w:t>
       </w:r>
       <w:r>
-        <w:t xml:space="preserve"> составляет комплекс стандартов Единой системы программной документации (ЕСПД). Основная и большая часть комплекса ЕСПД была разработана в 70-е и 80-е годы. Стандарты ЕСПД в основном охватывают ту часть документации, которая создается в процессе разработки ПС, и связаны, по большей части, с документированием функциональных характеристик ПС. Согласно ЕСПД программный документ – это документ, содержащий сведения, необходимые для разработки, изготовления, эксплуатации и сопровождения программного изделия. </w:t>
+        <w:t xml:space="preserve"> составляет комплекс стандартов Единой системы программной документации (ЕСПД). Основная и большая часть комплекса ЕСПД была разработана в 70-е и 80-е годы. Стандарты ЕСПД в основном охватывают ту часть документации, которая создается в процессе разработки ПС, и связаны, по большей части, с документированием функциональных характеристик ПС. </w:t>
+      </w:r>
+      <w:proofErr w:type="gramStart"/>
+      <w:r>
+        <w:t>Согласно ЕСПД</w:t>
+      </w:r>
+      <w:proofErr w:type="gramEnd"/>
+      <w:r>
+        <w:t xml:space="preserve"> программный документ – это документ, содержащий сведения, необходимые для разработки, изготовления, эксплуатации и сопровождения программного изделия. </w:t>
       </w:r>
     </w:p>
     <w:p>
@@ -2100,7 +2119,13 @@
         <w:ind w:left="709" w:right="1701" w:firstLine="709"/>
       </w:pPr>
       <w:r>
-        <w:t xml:space="preserve">Требования настоящего документа применяются при: предварительных комплексных испытаниях; опытной эксплуатации; приемочных испытаниях; промышленной эксплуатации. </w:t>
+        <w:rPr>
+          <w:color w:val="FF0000"/>
+        </w:rPr>
+        <w:t xml:space="preserve">Требования настоящего документа применяются при: </w:t>
+      </w:r>
+      <w:r>
+        <w:t xml:space="preserve">предварительных комплексных испытаниях; опытной эксплуатации; приемочных испытаниях; промышленной эксплуатации. </w:t>
       </w:r>
     </w:p>
     <w:p>
@@ -2110,12 +2135,14 @@
         <w:rPr>
           <w:b/>
           <w:i/>
+          <w:color w:val="FF0000"/>
         </w:rPr>
       </w:pPr>
       <w:r>
         <w:rPr>
           <w:b/>
           <w:i/>
+          <w:color w:val="FF0000"/>
         </w:rPr>
         <w:t>1.2.</w:t>
       </w:r>
@@ -2124,6 +2151,7 @@
           <w:rFonts w:ascii="Arial" w:eastAsia="Arial" w:hAnsi="Arial" w:cs="Arial"/>
           <w:b/>
           <w:i/>
+          <w:color w:val="FF0000"/>
         </w:rPr>
         <w:t xml:space="preserve"> </w:t>
       </w:r>
@@ -2131,6 +2159,7 @@
         <w:rPr>
           <w:b/>
           <w:i/>
+          <w:color w:val="FF0000"/>
         </w:rPr>
         <w:t>Краткое описание возможностей</w:t>
       </w:r>
@@ -2204,8 +2233,14 @@
       <w:pPr>
         <w:spacing w:after="11" w:line="266" w:lineRule="auto"/>
         <w:ind w:left="708" w:right="490"/>
-      </w:pPr>
-      <w:r>
+        <w:rPr>
+          <w:color w:val="FF0000"/>
+        </w:rPr>
+      </w:pPr>
+      <w:r>
+        <w:rPr>
+          <w:color w:val="FF0000"/>
+        </w:rPr>
         <w:t xml:space="preserve">Например: </w:t>
       </w:r>
     </w:p>
@@ -2245,10 +2280,14 @@
         <w:spacing w:after="5" w:line="266" w:lineRule="auto"/>
         <w:ind w:right="567"/>
         <w:jc w:val="both"/>
-      </w:pPr>
-      <w:r>
-        <w:rPr>
-          <w:i/>
+        <w:rPr>
+          <w:color w:val="FF0000"/>
+        </w:rPr>
+      </w:pPr>
+      <w:r>
+        <w:rPr>
+          <w:i/>
+          <w:color w:val="FF0000"/>
         </w:rPr>
         <w:t xml:space="preserve">знать соответствующую предметную область; </w:t>
       </w:r>
@@ -2313,35 +2352,41 @@
         <w:ind w:left="1701" w:right="567" w:hanging="300"/>
         <w:rPr>
           <w:i/>
-        </w:rPr>
-      </w:pPr>
-      <w:r>
-        <w:rPr>
-          <w:i/>
+          <w:color w:val="FF0000"/>
+        </w:rPr>
+      </w:pPr>
+      <w:r>
+        <w:rPr>
+          <w:i/>
+          <w:color w:val="FF0000"/>
         </w:rPr>
         <w:t>Квалификация Оператор</w:t>
       </w:r>
       <w:r>
         <w:rPr>
           <w:i/>
+          <w:color w:val="FF0000"/>
         </w:rPr>
         <w:t>а</w:t>
       </w:r>
       <w:r>
         <w:rPr>
           <w:i/>
+          <w:color w:val="FF0000"/>
         </w:rPr>
         <w:t xml:space="preserve"> должна</w:t>
       </w:r>
       <w:r>
         <w:rPr>
           <w:i/>
+          <w:color w:val="FF0000"/>
         </w:rPr>
         <w:t xml:space="preserve"> </w:t>
       </w:r>
       <w:r>
         <w:rPr>
           <w:i/>
+          <w:color w:val="FF0000"/>
         </w:rPr>
         <w:t xml:space="preserve">позволять: </w:t>
       </w:r>
@@ -2414,12 +2459,14 @@
         <w:ind w:right="490" w:firstLine="708"/>
         <w:rPr>
           <w:b/>
+          <w:color w:val="FF0000"/>
         </w:rPr>
       </w:pPr>
       <w:r>
         <w:rPr>
           <w:b/>
           <w:i/>
+          <w:color w:val="FF0000"/>
         </w:rPr>
         <w:lastRenderedPageBreak/>
         <w:t>1.4.</w:t>
@@ -2429,6 +2476,7 @@
           <w:rFonts w:ascii="Arial" w:eastAsia="Arial" w:hAnsi="Arial" w:cs="Arial"/>
           <w:b/>
           <w:i/>
+          <w:color w:val="FF0000"/>
         </w:rPr>
         <w:t xml:space="preserve"> </w:t>
       </w:r>
@@ -2436,12 +2484,14 @@
         <w:rPr>
           <w:b/>
           <w:i/>
+          <w:color w:val="FF0000"/>
         </w:rPr>
         <w:t>Перечень эксплуатационной документации, с которой необходимо ознакомиться оператор</w:t>
       </w:r>
       <w:r>
         <w:rPr>
           <w:b/>
+          <w:color w:val="FF0000"/>
         </w:rPr>
         <w:t xml:space="preserve">у </w:t>
       </w:r>
@@ -2496,7 +2546,13 @@
         <w:ind w:left="708" w:right="117" w:firstLine="708"/>
       </w:pPr>
       <w:r>
-        <w:t xml:space="preserve">В разделе "Назначение и условия применения" указывают: - виды деятельности, функции, для автоматизации которых предназначено данное средство автоматизации; условия, при соблюдении (выполнении, наступлении) которых обеспечивается применение средства автоматизации в соответствии с назначением (например, вид ЭВМ и конфигу- рация технических средств, операционная среда и общесистемные программные средства, входная информация, носители данных, база данных, требования к подготовке специалистов и т. п.). </w:t>
+        <w:rPr>
+          <w:color w:val="FF0000"/>
+        </w:rPr>
+        <w:t>В разделе "Назначение и условия применения" указывают: - виды деятельности, функции, для автоматизации которых предназначено данное средство автоматизации; условия, при соблюдении (выполнении, наступлении) которых обеспечивается применение средства автоматизации в соответствии с назначением</w:t>
+      </w:r>
+      <w:r>
+        <w:t xml:space="preserve"> (например, вид ЭВМ и конфигу- рация технических средств, операционная среда и общесистемные программные средства, входная информация, носители данных, база данных, требования к подготовке специалистов и т. п.). </w:t>
       </w:r>
     </w:p>
     <w:p>
@@ -2587,10 +2643,24 @@
     </w:p>
     <w:p>
       <w:pPr>
+        <w:rPr>
+          <w:rFonts w:eastAsiaTheme="majorEastAsia" w:cstheme="majorBidi"/>
+          <w:color w:val="0F4761" w:themeColor="accent1" w:themeShade="BF"/>
+          <w:sz w:val="28"/>
+          <w:szCs w:val="28"/>
+        </w:rPr>
+      </w:pPr>
+      <w:r>
+        <w:br w:type="page"/>
+      </w:r>
+    </w:p>
+    <w:p>
+      <w:pPr>
         <w:pStyle w:val="3"/>
         <w:ind w:left="1589" w:right="115"/>
       </w:pPr>
       <w:r>
+        <w:lastRenderedPageBreak/>
         <w:t>3.</w:t>
       </w:r>
       <w:r>
@@ -2606,8 +2676,14 @@
     <w:p>
       <w:pPr>
         <w:ind w:left="526" w:right="117" w:firstLine="708"/>
-      </w:pPr>
-      <w:r>
+        <w:rPr>
+          <w:color w:val="FF0000"/>
+        </w:rPr>
+      </w:pPr>
+      <w:r>
+        <w:rPr>
+          <w:color w:val="FF0000"/>
+        </w:rPr>
         <w:t xml:space="preserve">В разделе "Подготовка к работе" указывают: </w:t>
       </w:r>
     </w:p>
@@ -2621,10 +2697,14 @@
         <w:spacing w:after="5" w:line="266" w:lineRule="auto"/>
         <w:ind w:right="1175"/>
         <w:jc w:val="both"/>
-      </w:pPr>
-      <w:r>
-        <w:rPr>
-          <w:i/>
+        <w:rPr>
+          <w:color w:val="FF0000"/>
+        </w:rPr>
+      </w:pPr>
+      <w:r>
+        <w:rPr>
+          <w:i/>
+          <w:color w:val="FF0000"/>
         </w:rPr>
         <w:t xml:space="preserve">состав и содержание дистрибутивного носителя данных; </w:t>
       </w:r>
@@ -2639,10 +2719,14 @@
         <w:spacing w:after="5" w:line="266" w:lineRule="auto"/>
         <w:ind w:right="1175"/>
         <w:jc w:val="both"/>
-      </w:pPr>
-      <w:r>
-        <w:rPr>
-          <w:i/>
+        <w:rPr>
+          <w:color w:val="FF0000"/>
+        </w:rPr>
+      </w:pPr>
+      <w:r>
+        <w:rPr>
+          <w:i/>
+          <w:color w:val="FF0000"/>
         </w:rPr>
         <w:t xml:space="preserve">порядок загрузки данных и программ; </w:t>
       </w:r>
@@ -2657,14 +2741,21 @@
         <w:spacing w:after="12" w:line="268" w:lineRule="auto"/>
         <w:ind w:right="1175"/>
         <w:jc w:val="both"/>
-      </w:pPr>
-      <w:r>
-        <w:rPr>
-          <w:i/>
+        <w:rPr>
+          <w:color w:val="FF0000"/>
+        </w:rPr>
+      </w:pPr>
+      <w:r>
+        <w:rPr>
+          <w:i/>
+          <w:color w:val="FF0000"/>
         </w:rPr>
         <w:t xml:space="preserve">порядок </w:t>
       </w:r>
       <w:r>
+        <w:rPr>
+          <w:color w:val="FF0000"/>
+        </w:rPr>
         <w:t xml:space="preserve">проверки работоспособности. </w:t>
       </w:r>
     </w:p>
@@ -2703,6 +2794,36 @@
       <w:r>
         <w:t xml:space="preserve">Например: </w:t>
       </w:r>
+      <w:r>
+        <w:rPr>
+          <w:color w:val="FF0000"/>
+        </w:rPr>
+        <w:t>(</w:t>
+      </w:r>
+      <w:r>
+        <w:rPr>
+          <w:color w:val="FF0000"/>
+        </w:rPr>
+        <w:t xml:space="preserve">если </w:t>
+      </w:r>
+      <w:r>
+        <w:rPr>
+          <w:color w:val="FF0000"/>
+        </w:rPr>
+        <w:t>только</w:t>
+      </w:r>
+      <w:r>
+        <w:rPr>
+          <w:color w:val="FF0000"/>
+        </w:rPr>
+        <w:t xml:space="preserve"> исходники, то описать зачем нужны основные папки/файлы</w:t>
+      </w:r>
+      <w:r>
+        <w:rPr>
+          <w:color w:val="FF0000"/>
+        </w:rPr>
+        <w:t>)</w:t>
+      </w:r>
     </w:p>
     <w:p>
       <w:pPr>
@@ -2732,6 +2853,9 @@
       <w:pPr>
         <w:spacing w:after="5" w:line="266" w:lineRule="auto"/>
         <w:ind w:left="859" w:right="111" w:firstLine="708"/>
+        <w:rPr>
+          <w:i/>
+        </w:rPr>
       </w:pPr>
       <w:r>
         <w:rPr>
@@ -2769,7 +2893,6 @@
           <w:b/>
           <w:i/>
         </w:rPr>
-        <w:lastRenderedPageBreak/>
         <w:t xml:space="preserve">Порядок загрузки данных и программ </w:t>
       </w:r>
     </w:p>
@@ -3045,10 +3168,24 @@
     </w:p>
     <w:p>
       <w:pPr>
+        <w:rPr>
+          <w:rFonts w:eastAsiaTheme="majorEastAsia" w:cstheme="majorBidi"/>
+          <w:color w:val="0F4761" w:themeColor="accent1" w:themeShade="BF"/>
+          <w:sz w:val="28"/>
+          <w:szCs w:val="28"/>
+        </w:rPr>
+      </w:pPr>
+      <w:r>
+        <w:br w:type="page"/>
+      </w:r>
+    </w:p>
+    <w:p>
+      <w:pPr>
         <w:pStyle w:val="3"/>
         <w:ind w:left="1589" w:right="115"/>
       </w:pPr>
       <w:r>
+        <w:lastRenderedPageBreak/>
         <w:t>4.</w:t>
       </w:r>
       <w:r>
@@ -3113,8 +3250,14 @@
         <w:spacing w:after="5" w:line="266" w:lineRule="auto"/>
         <w:ind w:right="117" w:firstLine="708"/>
         <w:jc w:val="both"/>
-      </w:pPr>
-      <w:r>
+        <w:rPr>
+          <w:color w:val="FF0000"/>
+        </w:rPr>
+      </w:pPr>
+      <w:r>
+        <w:rPr>
+          <w:color w:val="FF0000"/>
+        </w:rPr>
         <w:t xml:space="preserve">Для каждой операции обработки данных указывают: </w:t>
       </w:r>
     </w:p>
@@ -3127,10 +3270,14 @@
         </w:numPr>
         <w:spacing w:after="5" w:line="266" w:lineRule="auto"/>
         <w:jc w:val="both"/>
-      </w:pPr>
-      <w:r>
-        <w:rPr>
-          <w:i/>
+        <w:rPr>
+          <w:color w:val="FF0000"/>
+        </w:rPr>
+      </w:pPr>
+      <w:r>
+        <w:rPr>
+          <w:i/>
+          <w:color w:val="FF0000"/>
         </w:rPr>
         <w:t xml:space="preserve">наименование; </w:t>
       </w:r>
@@ -3146,11 +3293,13 @@
         <w:jc w:val="both"/>
         <w:rPr>
           <w:i/>
-        </w:rPr>
-      </w:pPr>
-      <w:r>
-        <w:rPr>
-          <w:i/>
+          <w:color w:val="FF0000"/>
+        </w:rPr>
+      </w:pPr>
+      <w:r>
+        <w:rPr>
+          <w:i/>
+          <w:color w:val="FF0000"/>
         </w:rPr>
         <w:t xml:space="preserve">условия, при соблюдении которых возможно выполнение операции; </w:t>
       </w:r>
@@ -3166,11 +3315,13 @@
         <w:jc w:val="both"/>
         <w:rPr>
           <w:i/>
-        </w:rPr>
-      </w:pPr>
-      <w:r>
-        <w:rPr>
-          <w:i/>
+          <w:color w:val="FF0000"/>
+        </w:rPr>
+      </w:pPr>
+      <w:r>
+        <w:rPr>
+          <w:i/>
+          <w:color w:val="FF0000"/>
         </w:rPr>
         <w:t xml:space="preserve">подготовительные действия; </w:t>
       </w:r>
@@ -3186,11 +3337,13 @@
         <w:jc w:val="both"/>
         <w:rPr>
           <w:i/>
-        </w:rPr>
-      </w:pPr>
-      <w:r>
-        <w:rPr>
-          <w:i/>
+          <w:color w:val="FF0000"/>
+        </w:rPr>
+      </w:pPr>
+      <w:r>
+        <w:rPr>
+          <w:i/>
+          <w:color w:val="FF0000"/>
         </w:rPr>
         <w:t xml:space="preserve">основные действия в требуемой последовательности; </w:t>
       </w:r>
@@ -3206,11 +3359,13 @@
         <w:jc w:val="both"/>
         <w:rPr>
           <w:i/>
-        </w:rPr>
-      </w:pPr>
-      <w:r>
-        <w:rPr>
-          <w:i/>
+          <w:color w:val="FF0000"/>
+        </w:rPr>
+      </w:pPr>
+      <w:r>
+        <w:rPr>
+          <w:i/>
+          <w:color w:val="FF0000"/>
         </w:rPr>
         <w:t xml:space="preserve">заключительные действия; </w:t>
       </w:r>
@@ -3226,32 +3381,52 @@
         <w:jc w:val="both"/>
         <w:rPr>
           <w:i/>
-        </w:rPr>
-      </w:pPr>
-      <w:r>
-        <w:rPr>
-          <w:i/>
-        </w:rPr>
-        <w:t>ресурсы</w:t>
-      </w:r>
-      <w:r>
-        <w:rPr>
-          <w:i/>
-        </w:rPr>
-        <w:t xml:space="preserve">, расходуемые на операцию. </w:t>
+          <w:color w:val="FF0000"/>
+        </w:rPr>
+      </w:pPr>
+      <w:r>
+        <w:rPr>
+          <w:i/>
+          <w:color w:val="FF0000"/>
+        </w:rPr>
+        <w:t xml:space="preserve">ресурсы, расходуемые на операцию. </w:t>
       </w:r>
     </w:p>
     <w:p>
       <w:pPr>
         <w:ind w:left="888" w:right="117" w:firstLine="240"/>
-      </w:pPr>
-      <w:r>
-        <w:t>В описании действий допускаются ссылки на файлы</w:t>
-      </w:r>
-      <w:r>
+        <w:rPr>
+          <w:color w:val="FF0000"/>
+        </w:rPr>
+      </w:pPr>
+      <w:r>
+        <w:rPr>
+          <w:color w:val="FF0000"/>
+        </w:rPr>
+        <w:t xml:space="preserve">В описании действий допускаются ссылки на </w:t>
+      </w:r>
+      <w:r>
+        <w:rPr>
+          <w:color w:val="FF0000"/>
+        </w:rPr>
+        <w:t>скрины/</w:t>
+      </w:r>
+      <w:r>
+        <w:rPr>
+          <w:color w:val="FF0000"/>
+        </w:rPr>
+        <w:t>файлы</w:t>
+      </w:r>
+      <w:r>
+        <w:rPr>
+          <w:color w:val="FF0000"/>
+        </w:rPr>
         <w:t>/сайты</w:t>
       </w:r>
       <w:r>
+        <w:rPr>
+          <w:color w:val="FF0000"/>
+        </w:rPr>
         <w:t xml:space="preserve"> подсказок. </w:t>
       </w:r>
     </w:p>
@@ -3285,12 +3460,14 @@
       <w:pPr>
         <w:spacing w:after="5" w:line="266" w:lineRule="auto"/>
         <w:ind w:left="708" w:right="111" w:firstLine="166"/>
-      </w:pPr>
-      <w:r>
-        <w:rPr>
-          <w:i/>
-        </w:rPr>
-        <w:lastRenderedPageBreak/>
+        <w:rPr>
+          <w:i/>
+        </w:rPr>
+      </w:pPr>
+      <w:r>
+        <w:rPr>
+          <w:i/>
+        </w:rPr>
         <w:t xml:space="preserve">Oracle </w:t>
       </w:r>
       <w:proofErr w:type="spellStart"/>
@@ -3306,6 +3483,28 @@
           <w:i/>
         </w:rPr>
         <w:t xml:space="preserve"> Plus в составе ИАС КХД выполняет функции и задачи </w:t>
+      </w:r>
+      <w:r>
+        <w:rPr>
+          <w:i/>
+        </w:rPr>
+        <w:t>…</w:t>
+      </w:r>
+    </w:p>
+    <w:p>
+      <w:pPr>
+        <w:spacing w:after="5" w:line="266" w:lineRule="auto"/>
+        <w:ind w:left="708" w:right="111" w:firstLine="166"/>
+        <w:rPr>
+          <w:color w:val="FF0000"/>
+        </w:rPr>
+      </w:pPr>
+      <w:r>
+        <w:rPr>
+          <w:i/>
+          <w:color w:val="FF0000"/>
+        </w:rPr>
+        <w:t>Какие модули за что отвечают</w:t>
       </w:r>
     </w:p>
     <w:p>
@@ -3360,11 +3559,15 @@
       <w:pPr>
         <w:spacing w:after="11" w:line="266" w:lineRule="auto"/>
         <w:ind w:left="874" w:right="490"/>
+        <w:rPr>
+          <w:color w:val="FF0000"/>
+        </w:rPr>
       </w:pPr>
       <w:r>
         <w:rPr>
           <w:b/>
           <w:i/>
+          <w:color w:val="FF0000"/>
         </w:rPr>
         <w:t xml:space="preserve">Задача: «Визуализация отчетности» </w:t>
       </w:r>
@@ -3373,17 +3576,22 @@
       <w:pPr>
         <w:spacing w:after="5" w:line="266" w:lineRule="auto"/>
         <w:ind w:left="889" w:right="111"/>
+        <w:rPr>
+          <w:color w:val="FF0000"/>
+        </w:rPr>
       </w:pPr>
       <w:r>
         <w:rPr>
           <w:b/>
           <w:i/>
+          <w:color w:val="FF0000"/>
         </w:rPr>
         <w:t xml:space="preserve">Операция 1: </w:t>
       </w:r>
       <w:r>
         <w:rPr>
           <w:i/>
+          <w:color w:val="FF0000"/>
         </w:rPr>
         <w:t xml:space="preserve">Регистрация на портале ИАС КХД </w:t>
       </w:r>
@@ -3392,17 +3600,22 @@
       <w:pPr>
         <w:spacing w:after="30" w:line="266" w:lineRule="auto"/>
         <w:ind w:left="889" w:right="111"/>
+        <w:rPr>
+          <w:color w:val="FF0000"/>
+        </w:rPr>
       </w:pPr>
       <w:r>
         <w:rPr>
           <w:b/>
           <w:i/>
+          <w:color w:val="FF0000"/>
         </w:rPr>
         <w:t>Условия</w:t>
       </w:r>
       <w:r>
         <w:rPr>
           <w:i/>
+          <w:color w:val="FF0000"/>
         </w:rPr>
         <w:t xml:space="preserve">, при соблюдении которых возможно выполнение операции: </w:t>
       </w:r>
@@ -3417,10 +3630,14 @@
         <w:spacing w:after="5" w:line="266" w:lineRule="auto"/>
         <w:ind w:right="111"/>
         <w:jc w:val="both"/>
-      </w:pPr>
-      <w:r>
-        <w:rPr>
-          <w:i/>
+        <w:rPr>
+          <w:color w:val="FF0000"/>
+        </w:rPr>
+      </w:pPr>
+      <w:r>
+        <w:rPr>
+          <w:i/>
+          <w:color w:val="FF0000"/>
         </w:rPr>
         <w:t xml:space="preserve">Компьютер пользователя подключен к корпоративной сети. </w:t>
       </w:r>
@@ -3435,10 +3652,14 @@
         <w:spacing w:after="5" w:line="266" w:lineRule="auto"/>
         <w:ind w:right="111"/>
         <w:jc w:val="both"/>
-      </w:pPr>
-      <w:r>
-        <w:rPr>
-          <w:i/>
+        <w:rPr>
+          <w:color w:val="FF0000"/>
+        </w:rPr>
+      </w:pPr>
+      <w:r>
+        <w:rPr>
+          <w:i/>
+          <w:color w:val="FF0000"/>
         </w:rPr>
         <w:t xml:space="preserve">Портал ИАС КХД доступен. </w:t>
       </w:r>
@@ -3453,10 +3674,14 @@
         <w:spacing w:after="5" w:line="266" w:lineRule="auto"/>
         <w:ind w:right="111"/>
         <w:jc w:val="both"/>
-      </w:pPr>
-      <w:r>
-        <w:rPr>
-          <w:i/>
+        <w:rPr>
+          <w:color w:val="FF0000"/>
+        </w:rPr>
+      </w:pPr>
+      <w:r>
+        <w:rPr>
+          <w:i/>
+          <w:color w:val="FF0000"/>
         </w:rPr>
         <w:t xml:space="preserve">ИАС КХД функционирует в штатном режиме. </w:t>
       </w:r>
@@ -3465,17 +3690,22 @@
       <w:pPr>
         <w:spacing w:after="11" w:line="266" w:lineRule="auto"/>
         <w:ind w:left="1577" w:right="490"/>
+        <w:rPr>
+          <w:color w:val="FF0000"/>
+        </w:rPr>
       </w:pPr>
       <w:r>
         <w:rPr>
           <w:b/>
           <w:i/>
+          <w:color w:val="FF0000"/>
         </w:rPr>
         <w:t>Подготовительные действия</w:t>
       </w:r>
       <w:r>
         <w:rPr>
           <w:i/>
+          <w:color w:val="FF0000"/>
         </w:rPr>
         <w:t xml:space="preserve">: </w:t>
       </w:r>
@@ -3487,16 +3717,26 @@
           <w:tab w:val="right" w:pos="10754"/>
         </w:tabs>
         <w:spacing w:after="5" w:line="266" w:lineRule="auto"/>
-      </w:pPr>
-      <w:r>
+        <w:rPr>
+          <w:color w:val="FF0000"/>
+        </w:rPr>
+      </w:pPr>
+      <w:r>
+        <w:rPr>
+          <w:color w:val="FF0000"/>
+        </w:rPr>
         <w:tab/>
       </w:r>
       <w:r>
+        <w:rPr>
+          <w:color w:val="FF0000"/>
+        </w:rPr>
         <w:tab/>
       </w:r>
       <w:r>
         <w:rPr>
           <w:i/>
+          <w:color w:val="FF0000"/>
         </w:rPr>
         <w:t xml:space="preserve">На компьютере оператора необходимо выполнить дополнительные настройки, приведенные в п. 3.2 настоящего документа. </w:t>
       </w:r>
@@ -3504,10 +3744,14 @@
     <w:p>
       <w:pPr>
         <w:spacing w:after="22" w:line="256" w:lineRule="auto"/>
-      </w:pPr>
-      <w:r>
-        <w:rPr>
-          <w:i/>
+        <w:rPr>
+          <w:color w:val="FF0000"/>
+        </w:rPr>
+      </w:pPr>
+      <w:r>
+        <w:rPr>
+          <w:i/>
+          <w:color w:val="FF0000"/>
         </w:rPr>
         <w:t xml:space="preserve"> </w:t>
       </w:r>
@@ -3516,17 +3760,22 @@
       <w:pPr>
         <w:spacing w:after="5" w:line="266" w:lineRule="auto"/>
         <w:ind w:left="1592" w:right="111"/>
+        <w:rPr>
+          <w:color w:val="FF0000"/>
+        </w:rPr>
       </w:pPr>
       <w:r>
         <w:rPr>
           <w:b/>
           <w:i/>
+          <w:color w:val="FF0000"/>
         </w:rPr>
         <w:t xml:space="preserve">Основные действия </w:t>
       </w:r>
       <w:r>
         <w:rPr>
           <w:i/>
+          <w:color w:val="FF0000"/>
         </w:rPr>
         <w:t xml:space="preserve">в требуемой последовательности: </w:t>
       </w:r>
@@ -3535,10 +3784,14 @@
       <w:pPr>
         <w:spacing w:after="5" w:line="266" w:lineRule="auto"/>
         <w:ind w:left="859" w:right="111" w:firstLine="708"/>
-      </w:pPr>
-      <w:r>
-        <w:rPr>
-          <w:i/>
+        <w:rPr>
+          <w:color w:val="FF0000"/>
+        </w:rPr>
+      </w:pPr>
+      <w:r>
+        <w:rPr>
+          <w:i/>
+          <w:color w:val="FF0000"/>
         </w:rPr>
         <w:t xml:space="preserve">На иконке «ИАС КХД» рабочего стола произвести двойной щелчок левой кнопкой мышки. </w:t>
       </w:r>
@@ -3547,10 +3800,14 @@
       <w:pPr>
         <w:spacing w:after="5" w:line="266" w:lineRule="auto"/>
         <w:ind w:left="859" w:right="111" w:firstLine="708"/>
-      </w:pPr>
-      <w:r>
-        <w:rPr>
-          <w:i/>
+        <w:rPr>
+          <w:color w:val="FF0000"/>
+        </w:rPr>
+      </w:pPr>
+      <w:r>
+        <w:rPr>
+          <w:i/>
+          <w:color w:val="FF0000"/>
         </w:rPr>
         <w:t xml:space="preserve">В открывшемся окне в поле «Логин» ввести имя пользователя, в поле «Пароль» ввести пароль пользователя. Нажать кнопку «Далее». </w:t>
       </w:r>
@@ -3559,11 +3816,15 @@
       <w:pPr>
         <w:spacing w:after="11" w:line="266" w:lineRule="auto"/>
         <w:ind w:left="1577" w:right="490"/>
+        <w:rPr>
+          <w:color w:val="FF0000"/>
+        </w:rPr>
       </w:pPr>
       <w:r>
         <w:rPr>
           <w:b/>
           <w:i/>
+          <w:color w:val="FF0000"/>
         </w:rPr>
         <w:t xml:space="preserve">Заключительные действия: </w:t>
       </w:r>
@@ -3572,10 +3833,14 @@
       <w:pPr>
         <w:spacing w:after="5" w:line="266" w:lineRule="auto"/>
         <w:ind w:left="1592" w:right="111"/>
-      </w:pPr>
-      <w:r>
-        <w:rPr>
-          <w:i/>
+        <w:rPr>
+          <w:color w:val="FF0000"/>
+        </w:rPr>
+      </w:pPr>
+      <w:r>
+        <w:rPr>
+          <w:i/>
+          <w:color w:val="FF0000"/>
         </w:rPr>
         <w:t xml:space="preserve">Не требуются. </w:t>
       </w:r>
@@ -3589,14 +3854,23 @@
         <w:rPr>
           <w:b/>
           <w:i/>
-        </w:rPr>
+          <w:color w:val="FF0000"/>
+        </w:rPr>
+        <w:lastRenderedPageBreak/>
         <w:t>Ресурсы, расходуемые на операцию</w:t>
       </w:r>
       <w:r>
         <w:rPr>
           <w:i/>
-        </w:rPr>
-        <w:t xml:space="preserve">: 15-30 секунд. </w:t>
+          <w:color w:val="FF0000"/>
+        </w:rPr>
+        <w:t>: 15-30 секунд</w:t>
+      </w:r>
+      <w:r>
+        <w:rPr>
+          <w:i/>
+        </w:rPr>
+        <w:t xml:space="preserve">. </w:t>
       </w:r>
     </w:p>
     <w:p>
@@ -3653,8 +3927,14 @@
         <w:spacing w:after="12" w:line="268" w:lineRule="auto"/>
         <w:ind w:left="708" w:right="117" w:firstLine="738"/>
         <w:jc w:val="both"/>
-      </w:pPr>
-      <w:r>
+        <w:rPr>
+          <w:color w:val="FF0000"/>
+        </w:rPr>
+      </w:pPr>
+      <w:r>
+        <w:rPr>
+          <w:color w:val="FF0000"/>
+        </w:rPr>
         <w:t xml:space="preserve">действия в случае несоблюдения условий выполнения технологического процесса, в том числе при длительных отказах технических средств; </w:t>
       </w:r>
     </w:p>
@@ -3695,8 +3975,14 @@
         <w:spacing w:after="12" w:line="268" w:lineRule="auto"/>
         <w:ind w:left="708" w:right="117" w:firstLine="738"/>
         <w:jc w:val="both"/>
-      </w:pPr>
-      <w:r>
+        <w:rPr>
+          <w:color w:val="FF0000"/>
+        </w:rPr>
+      </w:pPr>
+      <w:r>
+        <w:rPr>
+          <w:color w:val="FF0000"/>
+        </w:rPr>
         <w:t xml:space="preserve">действия в других аварийных ситуациях. Например: </w:t>
       </w:r>
     </w:p>
@@ -3704,10 +3990,14 @@
       <w:pPr>
         <w:spacing w:after="5" w:line="266" w:lineRule="auto"/>
         <w:ind w:left="332" w:right="111" w:firstLine="708"/>
-      </w:pPr>
-      <w:r>
-        <w:rPr>
-          <w:i/>
+        <w:rPr>
+          <w:color w:val="FF0000"/>
+        </w:rPr>
+      </w:pPr>
+      <w:r>
+        <w:rPr>
+          <w:i/>
+          <w:color w:val="FF0000"/>
         </w:rPr>
         <w:t xml:space="preserve">В случае возникновения ошибок при работе ИАС КХД, не описанных ниже в данном разделе, необходимо обращаться к сотруднику подразделения технической поддержки ДИТ </w:t>
       </w:r>
@@ -3716,10 +4006,14 @@
       <w:pPr>
         <w:spacing w:after="5" w:line="266" w:lineRule="auto"/>
         <w:ind w:left="869" w:right="111"/>
-      </w:pPr>
-      <w:r>
-        <w:rPr>
-          <w:i/>
+        <w:rPr>
+          <w:color w:val="FF0000"/>
+        </w:rPr>
+      </w:pPr>
+      <w:r>
+        <w:rPr>
+          <w:i/>
+          <w:color w:val="FF0000"/>
         </w:rPr>
         <w:t>(</w:t>
       </w:r>
@@ -3727,6 +4021,7 @@
       <w:r>
         <w:rPr>
           <w:i/>
+          <w:color w:val="FF0000"/>
         </w:rPr>
         <w:t>HelpDesk</w:t>
       </w:r>
@@ -3734,6 +4029,7 @@
       <w:r>
         <w:rPr>
           <w:i/>
+          <w:color w:val="FF0000"/>
         </w:rPr>
         <w:t xml:space="preserve">) либо к ответственному Администратору ИАС КХД. </w:t>
       </w:r>
@@ -3755,7 +4051,6 @@
         <w:ind w:left="1589" w:right="115"/>
       </w:pPr>
       <w:r>
-        <w:lastRenderedPageBreak/>
         <w:t xml:space="preserve">6. Рекомендации по освоению </w:t>
       </w:r>
     </w:p>
@@ -4089,7 +4384,13 @@
         <w:jc w:val="both"/>
       </w:pPr>
       <w:r>
-        <w:t xml:space="preserve">имя файла - &lt;ФИО студента. Руководство пользователя&gt;. </w:t>
+        <w:t xml:space="preserve">имя файла - &lt;ФИО студента. Руководство </w:t>
+      </w:r>
+      <w:r>
+        <w:t>оператора</w:t>
+      </w:r>
+      <w:r>
+        <w:t xml:space="preserve">&gt;. </w:t>
       </w:r>
     </w:p>
     <w:p>
@@ -4180,11 +4481,29 @@
     <w:p>
       <w:pPr>
         <w:spacing w:after="12" w:line="268" w:lineRule="auto"/>
+        <w:ind w:left="708" w:right="117"/>
+        <w:jc w:val="both"/>
+      </w:pPr>
+    </w:p>
+    <w:p>
+      <w:pPr>
+        <w:spacing w:after="12" w:line="268" w:lineRule="auto"/>
         <w:ind w:right="117" w:firstLine="708"/>
         <w:jc w:val="both"/>
       </w:pPr>
       <w:r>
-        <w:t>Ответить на контрольные вопросы</w:t>
+        <w:t xml:space="preserve">Ответить на контрольные </w:t>
+      </w:r>
+      <w:proofErr w:type="gramStart"/>
+      <w:r>
+        <w:t>вопросы</w:t>
+      </w:r>
+      <w:r>
+        <w:t>(</w:t>
+      </w:r>
+      <w:proofErr w:type="gramEnd"/>
+      <w:r>
+        <w:t>будут на Экзамене)</w:t>
       </w:r>
       <w:r>
         <w:t>:</w:t>
@@ -4205,7 +4524,13 @@
         <w:jc w:val="both"/>
       </w:pPr>
       <w:r>
-        <w:t xml:space="preserve">Перечислить состав разделов руководства пользователя. </w:t>
+        <w:t xml:space="preserve">Перечислить состав разделов руководства </w:t>
+      </w:r>
+      <w:r>
+        <w:t>оператора</w:t>
+      </w:r>
+      <w:r>
+        <w:t xml:space="preserve">. </w:t>
       </w:r>
     </w:p>
     <w:p>
@@ -4235,7 +4560,13 @@
         <w:jc w:val="both"/>
       </w:pPr>
       <w:r>
-        <w:t xml:space="preserve">Пояснить состав раздела «Назначение и условия применения2 применения». </w:t>
+        <w:t>Пояснить состав раздела «Назначение и условия применения</w:t>
+      </w:r>
+      <w:r>
+        <w:t>»</w:t>
+      </w:r>
+      <w:r>
+        <w:t xml:space="preserve"> </w:t>
       </w:r>
     </w:p>
     <w:p>
